--- a/docs/RULES_V3.3_Panduit_Τιμές.docx
+++ b/docs/RULES_V3.3_Panduit_Τιμές.docx
@@ -499,7 +499,25 @@
         <w:pStyle w:val="ListBullet2"/>
       </w:pPr>
       <w:r>
-        <w:t>2β. Rack, PDU, fiber runner: η περιγραφή περιέχει «RACK», «FIBER RUNNER», «PDU», «CABINET» ή «ΙΚΡΙΩΜΑ» → MSRP, ακόμη κι αν υπάρχει SPA. Οι SPA αυτών των ειδών είναι τιμές έργου συγκεκριμένου πελάτη και δεν γίνονται γενική τιμή (ΡΥΘΜΙΣΕΙΣ › ΛΕΞΕΙΣ_RACK). Η απλή ρίζα «ΡΑΚ» ΔΕΝ χρησιμοποιείται: είναι μέρος του «ΘΩΡΑΚΙΣΜΕΝΟ».</w:t>
+        <w:t xml:space="preserve">2β. Rack, PDU, fiber runner και τα παρελκόμενά τους → MSRP, ακόμη κι αν υπάρχει SPA. Ο κωδικός πιάνεται αν </w:t>
+      </w:r>
+      <w:r>
+        <w:rPr>
+          <w:b/>
+        </w:rPr>
+        <w:t>είτε</w:t>
+      </w:r>
+      <w:r>
+        <w:t xml:space="preserve"> η περιγραφή περιέχει «RACK», «FIBER RUNNER», «PDU», «CABINET» ή «ΙΚΡΙΩΜΑ» (ΡΥΘΜΙΣΕΙΣ › ΛΕΞΕΙΣ_RACK) </w:t>
+      </w:r>
+      <w:r>
+        <w:rPr>
+          <w:b/>
+        </w:rPr>
+        <w:t>είτε</w:t>
+      </w:r>
+      <w:r>
+        <w:t xml:space="preserve"> το Pricing Category του καταλόγου είναι FR (fiber runner, σχάρες), RK (rack και παρελκόμενα) ή CA (cabinets) (ΡΥΘΜΙΣΕΙΣ › ΚΑΤΗΓΟΡΙΕΣ_RACK). Η κατηγορία χρειάζεται γιατί πολλές περιγραφές δεν γράφουν τη λέξη («ΚΑΛΥΜΜΑ FIB RUN…», «ΜΕΙΩΤΗΡΑΣ FR…», «ΟΔΗΓΟΣ ΚΑΛ ΚΑΘΕΤΟΣ 45U», «WALL BEAM»). Οι λέξεις μένουν για τους κωδικούς εκτός καταλόγου (custom racks) και για τα PDU (κατηγορία IM, που περιέχει και καλώδια τροφοδοσίας). Οι SPA αυτών των ειδών είναι τιμές έργου συγκεκριμένου πελάτη και δεν γίνονται γενική τιμή (ΡΥΘΜΙΣΕΙΣ › ΛΕΞΕΙΣ_RACK). Η απλή ρίζα «ΡΑΚ» ΔΕΝ χρησιμοποιείται: είναι μέρος του «ΘΩΡΑΚΙΣΜΕΝΟ».</w:t>
       </w:r>
     </w:p>
     <w:p>
@@ -2247,13 +2265,15 @@
         <w:pStyle w:val="ListBullet"/>
       </w:pPr>
       <w:r>
-        <w:rPr>
-          <w:b/>
-        </w:rPr>
-        <w:t>Ανοιχτό (report τιμολόγησης 20/10/2026):</w:t>
+        <w:t>Κανόνας 2β και με κατηγορία καταλόγου (FR, RK, CA). Το report τιμολόγησης 20/10/2026 έδειξε 54 είδη fiber runner και παρελκόμενα rack που δεν γράφουν τις λέξεις στην περιγραφή και πήραν SPA πελάτη. Με τα αρχεία της 09/10/2026: 80 γραμμές πέρασαν από SPA σε MSRP και καλύπτονται 51 από τα 54. Η καθαρή τιμή τους ξαναβγάζει την τιμή αγοράς που είχε το SAP πριν (π.χ. FRHC6LYL3: 961,50 × 0,42 = 403,83).</w:t>
       </w:r>
+    </w:p>
+    <w:p>
+      <w:pPr>
+        <w:pStyle w:val="ListBullet"/>
+      </w:pPr>
       <w:r>
-        <w:t xml:space="preserve"> 54 είδη fiber runner και παρελκόμενα rack δεν γράφουν τις λέξεις του κανόνα 2β στην περιγραφή, οπότε πήραν SPA πελάτη (π.χ. «ΚΑΛΥΜΜΑ FIB RUN…», «ΜΕΙΩΤΗΡΑΣ FR 12X4…», «ΟΔΗΓΟΣ ΚΑΛ ΚΑΘΕΤΟΣ 45U», «PANEL ΤΥΦΛΟ 1U», «UAC BLANKING PANEL»). Οι λέξεις της περιγραφής δεν αρκούν εδώ. Η λύση είναι να αναγνωρίζονται από το Pricing Category του καταλόγου ή από το πρόθεμα κωδικού (FR…), και θέλει τα αρχεία εισόδου για να ελεγχθεί.</w:t>
+        <w:t>Μένουν ανοιχτά 3 οριακά, γιατί η κατηγορία τους δεν είναι rack: SRB19BLY (πίσω οδηγός καλωδίων, OU8, μαζί με τα κενά patch panel), GB4B1028TPI-1 (μπάρα γείωσης, PC7), QAPP24BL (κενό patch panel QuickNet, FB8). Περιμένουν απόφαση Νίκου.</w:t>
       </w:r>
     </w:p>
     <w:p>

--- a/docs/RULES_V3.3_Panduit_Τιμές.docx
+++ b/docs/RULES_V3.3_Panduit_Τιμές.docx
@@ -475,7 +475,7 @@
     </w:p>
     <w:p>
       <w:r>
-        <w:t>Πρώτα εφαρμόζονται τα φύλλα του ΠΑΡΑΜΕΤΡΟΙ: EOL_ΕΠΙΒΕΒΑΙΩΜΕΝΑ → κατευθείαν EOL · OVERRIDES → ό,τι λένε. Μετά:</w:t>
+        <w:t>Πρώτα εφαρμόζονται τα φύλλα του ΠΑΡΑΜΕΤΡΟΙ: EOL_ΕΠΙΒΕΒΑΙΩΜΕΝΑ → κατευθείαν EOL · OVERRIDES → ό,τι λένε («πακέτο = N», «μονάδα = N», «ΑΠΟΔΟΧΗ ΑΠΟΚΛΙΣΗΣ», «ΠΑΝΤΑ MSRP»). Μετά:</w:t>
       </w:r>
     </w:p>
     <w:p>
@@ -2273,7 +2273,7 @@
         <w:pStyle w:val="ListBullet"/>
       </w:pPr>
       <w:r>
-        <w:t>Μένουν ανοιχτά 3 οριακά, γιατί η κατηγορία τους δεν είναι rack: SRB19BLY (πίσω οδηγός καλωδίων, OU8, μαζί με τα κενά patch panel), GB4B1028TPI-1 (μπάρα γείωσης, PC7), QAPP24BL (κενό patch panel QuickNet, FB8). Περιμένουν απόφαση Νίκου.</w:t>
+        <w:t>Νέα εντολή στο OVERRIDES: «ΠΑΝΤΑ MSRP». Ο κωδικός δεν παίρνει ποτέ SPA πελάτη, όπως στον κανόνα 2β, ανεξάρτητα από λέξη ή κατηγορία. Μπήκε για τα 3 οριακά του report που η κατηγορία τους δεν είναι rack: SRB19BLY (πίσω οδηγός καλωδίων, OU8), GB4B1028TPI-1 (μπάρα γείωσης, PC7), QAPP24BL (κενό patch panel QuickNet, FB8). Απόφαση Νίκου 27/10/2026. Και τα 54 του report καλύπτονται πλέον.</w:t>
       </w:r>
     </w:p>
     <w:p>
